--- a/word_reports/LP_0363_위치_408_Toto_IV.docx
+++ b/word_reports/LP_0363_위치_408_Toto_IV.docx
@@ -4,7 +4,7 @@
   <w:body>
     <w:p>
       <w:pPr>
-        <w:spacing w:after="280"/>
+        <w:spacing w:after="80"/>
       </w:pPr>
       <w:r>
         <w:rPr w:rFonts="맑은 고딕">
@@ -13,94 +13,47 @@
           <w:color w:val="1E3A8A"/>
           <w:sz w:val="30"/>
         </w:rPr>
-        <w:t>[408] Toto - IV</w:t>
+        <w:t>Toto (토토) - IV</w:t>
       </w:r>
     </w:p>
     <w:p>
       <w:pPr>
-        <w:spacing w:after="320"/>
+        <w:spacing w:after="240"/>
       </w:pPr>
       <w:r>
         <w:rPr w:rFonts="맑은 고딕">
           <w:rFonts w:ascii="맑은 고딕" w:hAnsi="맑은 고딕" w:eastAsia="맑은 고딕"/>
           <w:b/>
-          <w:sz w:val="20"/>
+          <w:color w:val="4B5563"/>
+          <w:sz w:val="22"/>
         </w:rPr>
-        <w:t>■ 위치 : 408</w:t>
-        <w:br/>
-      </w:r>
-      <w:r>
-        <w:rPr w:rFonts="맑은 고딕">
-          <w:rFonts w:ascii="맑은 고딕" w:hAnsi="맑은 고딕" w:eastAsia="맑은 고딕"/>
-          <w:b/>
-          <w:sz w:val="20"/>
-        </w:rPr>
-        <w:t>■ 아티스트 : Toto</w:t>
-        <w:br/>
-      </w:r>
-      <w:r>
-        <w:rPr w:rFonts="맑은 고딕">
-          <w:rFonts w:ascii="맑은 고딕" w:hAnsi="맑은 고딕" w:eastAsia="맑은 고딕"/>
-          <w:b/>
-          <w:sz w:val="20"/>
-        </w:rPr>
-        <w:t>■ 앨범명 : IV</w:t>
-        <w:br/>
-      </w:r>
-      <w:r>
-        <w:rPr w:rFonts="맑은 고딕">
-          <w:rFonts w:ascii="맑은 고딕" w:hAnsi="맑은 고딕" w:eastAsia="맑은 고딕"/>
-          <w:b w:val="0"/>
-          <w:sz w:val="20"/>
-        </w:rPr>
-        <w:t>■ 음반 레이블 : Columbia Records</w:t>
-        <w:br/>
-      </w:r>
-      <w:r>
-        <w:rPr w:rFonts="맑은 고딕">
-          <w:rFonts w:ascii="맑은 고딕" w:hAnsi="맑은 고딕" w:eastAsia="맑은 고딕"/>
-          <w:b w:val="0"/>
-          <w:sz w:val="20"/>
-        </w:rPr>
-        <w:t>■ 발매년도 : 1982</w:t>
-        <w:br/>
-      </w:r>
-      <w:r>
-        <w:rPr w:rFonts="맑은 고딕">
-          <w:rFonts w:ascii="맑은 고딕" w:hAnsi="맑은 고딕" w:eastAsia="맑은 고딕"/>
-          <w:b w:val="0"/>
-          <w:sz w:val="20"/>
-        </w:rPr>
-        <w:t>■ 장르 : 팝 록 (Pop Rock), AOR (Adult Oriented Rock), 프로그레시브 팝 (Progressive Pop)</w:t>
-        <w:br/>
-      </w:r>
-      <w:r>
-        <w:rPr w:rFonts="맑은 고딕">
-          <w:rFonts w:ascii="맑은 고딕" w:hAnsi="맑은 고딕" w:eastAsia="맑은 고딕"/>
-          <w:b w:val="0"/>
-          <w:sz w:val="20"/>
-        </w:rPr>
-        <w:t>■ 주요 수록곡 : Rosanna, Africa, I Won't Hold You Back, Make Believe, Waiting for Your Love</w:t>
-        <w:br/>
+        <w:t>위치 :  408</w:t>
       </w:r>
     </w:p>
     <w:p>
       <w:pPr>
-        <w:spacing w:after="160"/>
+        <w:spacing w:line="324" w:lineRule="auto" w:before="80" w:after="160"/>
       </w:pPr>
       <w:r>
         <w:rPr w:rFonts="맑은 고딕">
           <w:rFonts w:ascii="맑은 고딕" w:hAnsi="맑은 고딕" w:eastAsia="맑은 고딕"/>
           <w:b/>
           <w:color w:val="1F2937"/>
-          <w:sz w:val="24"/>
+          <w:sz w:val="22"/>
         </w:rPr>
-        <w:t>■ 음반 해설 및 감상 가이드</w:t>
+        <w:t xml:space="preserve">[음반 소개] </w:t>
+      </w:r>
+      <w:r>
+        <w:rPr w:rFonts="맑은 고딕">
+          <w:rFonts w:ascii="맑은 고딕" w:hAnsi="맑은 고딕" w:eastAsia="맑은 고딕"/>
+          <w:b w:val="0"/>
+          <w:sz w:val="21"/>
+        </w:rPr>
       </w:r>
     </w:p>
     <w:p>
       <w:pPr>
-        <w:spacing w:line="312" w:lineRule="auto" w:after="120"/>
+        <w:spacing w:line="324" w:lineRule="auto" w:after="120"/>
       </w:pPr>
       <w:r>
         <w:rPr w:rFonts="맑은 고딕">
@@ -108,51 +61,516 @@
           <w:b w:val="0"/>
           <w:sz w:val="21"/>
         </w:rPr>
-        <w:t>1982년에 발표된 토토(Toto)의 네 번째 정규 앨범 《Toto IV》는 당대 최고의 스튜디오 세션 뮤지션들이 모여 결성한 그룹의 음악적 역량이 완벽하게 결실을 맺은 80년대 팝·록 역사상의 금자탑입니다. 전작들의 다소 상업적인 아쉬움을 뒤로하고 그룹의 정체성과 사운드를 극진하게 다듬어 선보인 이 작품은, 제25회 그래미 어워드에서 '올해의 앨범(Album of the Year)'과 '올해의 레코드(Record of the Year)'를 포함해 무려 6개 부문을 석권하며 명실상부한 대작으로 자리매김했습니다. LA 세션계의 거장들이 선사하는 정교하고 세련된 스튜디오 프로덕션의 미학을 가장 극명하게 보여주는 명반입니다.</w:t>
+        <w:t>1982년 봄, 당대 최고의 스튜디오 장인들이 혼신의 완벽주의로 빚어낸 *Toto IV*는 팝 음악이 도달할 수 있는 가장 우아하고 정밀한 음악적 극치를 보여주는 불멸의 명반입니다. 록과 팝, 재즈와 소울의 경계를 유려하게 넘나드는 세련된 멜로디와 빈틈없는 연주는 시대와 세대를 초월하여 듣는 이의 영혼에 찬란한 낭만을 수놓습니다. 흐르는 세월 속에서도 조금도 바래지 않는 황금빛 아날로그 사운드의 정수는 오늘날에도 진정한 하이파이 애호가들의 가슴을 깊은 전율로 채워주고 있습니다.</w:t>
       </w:r>
     </w:p>
     <w:p>
       <w:pPr>
-        <w:spacing w:line="312" w:lineRule="auto" w:after="120"/>
+        <w:spacing w:line="324" w:lineRule="auto" w:before="200" w:after="80"/>
       </w:pPr>
+      <w:r>
+        <w:rPr w:rFonts="맑은 고딕">
+          <w:rFonts w:ascii="맑은 고딕" w:hAnsi="맑은 고딕" w:eastAsia="맑은 고딕"/>
+          <w:b/>
+          <w:color w:val="1E3A8A"/>
+          <w:sz w:val="24"/>
+        </w:rPr>
+        <w:t>1. 음반 데이터</w:t>
+      </w:r>
+    </w:p>
+    <w:p>
+      <w:pPr>
+        <w:spacing w:line="324" w:lineRule="auto" w:after="80"/>
+      </w:pPr>
+      <w:r>
+        <w:rPr w:rFonts="맑은 고딕">
+          <w:rFonts w:ascii="맑은 고딕" w:hAnsi="맑은 고딕" w:eastAsia="맑은 고딕"/>
+          <w:b w:val="0"/>
+          <w:color w:val="6B7280"/>
+          <w:sz w:val="21"/>
+        </w:rPr>
+        <w:t xml:space="preserve">· </w:t>
+      </w:r>
+      <w:r>
+        <w:rPr w:rFonts="맑은 고딕">
+          <w:rFonts w:ascii="맑은 고딕" w:hAnsi="맑은 고딕" w:eastAsia="맑은 고딕"/>
+          <w:b/>
+          <w:color w:val="1F2937"/>
+          <w:sz w:val="21"/>
+        </w:rPr>
+        <w:t xml:space="preserve">앨범명: </w:t>
+      </w:r>
       <w:r>
         <w:rPr w:rFonts="맑은 고딕">
           <w:rFonts w:ascii="맑은 고딕" w:hAnsi="맑은 고딕" w:eastAsia="맑은 고딕"/>
           <w:b w:val="0"/>
           <w:sz w:val="21"/>
         </w:rPr>
-        <w:t>본 음반의 가장 큰 매력은 치밀하게 계산된 연주와 경이로운 앙상블에 있습니다. 드럼의 거장 제프 포카로(Jeff Porcaro)가 완성한 특유의 하프타임 셔플 리듬, 일명 '로자나 셔플(Rosanna Shuffle)'은 현대 리듬 파트 연주의 교과서로 추앙받고 있습니다. 여기에 스티브 루카서(Steve Lukather)의 탁월하고 감각적인 기타 솔로, 데이비드 페이치(David Paich)의 고풍스러운 키보드 연주, 그리고 멤버 전원이 자아내는 완성도 높은 백킹 보컬 하모니가 어우러져 프로그레시브한 연주력과 팝의 대중성을 동시에 확보했습니다.</w:t>
+        <w:t>IV</w:t>
       </w:r>
     </w:p>
     <w:p>
       <w:pPr>
-        <w:spacing w:line="312" w:lineRule="auto" w:after="120"/>
+        <w:spacing w:line="324" w:lineRule="auto" w:after="80"/>
       </w:pPr>
+      <w:r>
+        <w:rPr w:rFonts="맑은 고딕">
+          <w:rFonts w:ascii="맑은 고딕" w:hAnsi="맑은 고딕" w:eastAsia="맑은 고딕"/>
+          <w:b w:val="0"/>
+          <w:color w:val="6B7280"/>
+          <w:sz w:val="21"/>
+        </w:rPr>
+        <w:t xml:space="preserve">· </w:t>
+      </w:r>
+      <w:r>
+        <w:rPr w:rFonts="맑은 고딕">
+          <w:rFonts w:ascii="맑은 고딕" w:hAnsi="맑은 고딕" w:eastAsia="맑은 고딕"/>
+          <w:b/>
+          <w:color w:val="1F2937"/>
+          <w:sz w:val="21"/>
+        </w:rPr>
+        <w:t xml:space="preserve">아티스트: </w:t>
+      </w:r>
       <w:r>
         <w:rPr w:rFonts="맑은 고딕">
           <w:rFonts w:ascii="맑은 고딕" w:hAnsi="맑은 고딕" w:eastAsia="맑은 고딕"/>
           <w:b w:val="0"/>
           <w:sz w:val="21"/>
         </w:rPr>
-        <w:t>수록곡 개별의 미학 또한 눈부십니다. 화려한 인스트루멘털 브릿지와 중독성 있는 멜로디의 〈Rosanna〉는 앨범의 완벽한 포문을 열며, 신비로운 퍼커션 사운드와 웅장한 신세사이저가 조화를 이루는 〈Africa〉는 시대를 초월한 클래식으로 지금까지도 전 세계적인 사랑을 받고 있습니다. 또한 스티브 루카서의 감미로운 보컬이 돋보이는 발라드 〈I Won't Hold You Back〉은 애절한 현악 편곡과 절제된 감정 표현으로 듣는 이의 심금을 울립니다.</w:t>
+        <w:t>Toto (토토)</w:t>
       </w:r>
     </w:p>
     <w:p>
       <w:pPr>
-        <w:spacing w:line="312" w:lineRule="auto" w:after="120"/>
+        <w:spacing w:line="324" w:lineRule="auto" w:after="80"/>
       </w:pPr>
+      <w:r>
+        <w:rPr w:rFonts="맑은 고딕">
+          <w:rFonts w:ascii="맑은 고딕" w:hAnsi="맑은 고딕" w:eastAsia="맑은 고딕"/>
+          <w:b w:val="0"/>
+          <w:color w:val="6B7280"/>
+          <w:sz w:val="21"/>
+        </w:rPr>
+        <w:t xml:space="preserve">· </w:t>
+      </w:r>
+      <w:r>
+        <w:rPr w:rFonts="맑은 고딕">
+          <w:rFonts w:ascii="맑은 고딕" w:hAnsi="맑은 고딕" w:eastAsia="맑은 고딕"/>
+          <w:b/>
+          <w:color w:val="1F2937"/>
+          <w:sz w:val="21"/>
+        </w:rPr>
+        <w:t xml:space="preserve">발매 정보: </w:t>
+      </w:r>
       <w:r>
         <w:rPr w:rFonts="맑은 고딕">
           <w:rFonts w:ascii="맑은 고딕" w:hAnsi="맑은 고딕" w:eastAsia="맑은 고딕"/>
           <w:b w:val="0"/>
           <w:sz w:val="21"/>
         </w:rPr>
-        <w:t>LP 바이닐로 감상하는 《Toto IV》는 아날로그 스튜디오 레코딩의 정점을 보여주는 깊은 공간감과 온기를 선사합니다. 레이어별로 정밀하게 녹음된 각 악기들의 뛰어난 해상도와 정위감(Soundstage)은 아날로그 판골(Groove)을 타고 흐를 때 더욱 풍부한 질감으로 다가옵니다. 칼(Sword) 상징이 새겨진 시그니처 커버 아트워크와 함께, 팝 음악이 도달할 수 있는 테크닉과 감성의 최고봉을 오디오파일급 바이닐 사운드로 감상해 보시길 추천합니다.</w:t>
+        <w:t>1982년 4월 컬럼비아 레코드(Columbia Records)를 통해 세상에 첫선을 보인 토토의 네 번째 정규 앨범으로, 밴드의 음악적 정체성과 운명을 걸고 모든 예술적 역량을 결집하여 완성해 낸 80년대 팝/록의 이정표와 같은 작품입니다.</w:t>
+      </w:r>
+    </w:p>
+    <w:p>
+      <w:pPr>
+        <w:spacing w:line="324" w:lineRule="auto" w:after="80"/>
+      </w:pPr>
+      <w:r>
+        <w:rPr w:rFonts="맑은 고딕">
+          <w:rFonts w:ascii="맑은 고딕" w:hAnsi="맑은 고딕" w:eastAsia="맑은 고딕"/>
+          <w:b w:val="0"/>
+          <w:color w:val="6B7280"/>
+          <w:sz w:val="21"/>
+        </w:rPr>
+        <w:t xml:space="preserve">· </w:t>
+      </w:r>
+      <w:r>
+        <w:rPr w:rFonts="맑은 고딕">
+          <w:rFonts w:ascii="맑은 고딕" w:hAnsi="맑은 고딕" w:eastAsia="맑은 고딕"/>
+          <w:b/>
+          <w:color w:val="1F2937"/>
+          <w:sz w:val="21"/>
+        </w:rPr>
+        <w:t xml:space="preserve">LP 인기도(판매량): </w:t>
+      </w:r>
+      <w:r>
+        <w:rPr w:rFonts="맑은 고딕">
+          <w:rFonts w:ascii="맑은 고딕" w:hAnsi="맑은 고딕" w:eastAsia="맑은 고딕"/>
+          <w:b w:val="0"/>
+          <w:sz w:val="21"/>
+        </w:rPr>
+        <w:t>발매와 동시에 전 세계를 매료시키며 미국 빌보드 200 차트 4위를 기록했고, 미국 내에서만 300만 장 이상의 판매고(트리플 플래티넘)를 올렸으며 전 세계적으로 수천만 장이 판매되어 당대 상업적·대중적 성공의 최정상에 올랐습니다.</w:t>
+      </w:r>
+    </w:p>
+    <w:p>
+      <w:pPr>
+        <w:spacing w:line="324" w:lineRule="auto" w:after="80"/>
+      </w:pPr>
+      <w:r>
+        <w:rPr w:rFonts="맑은 고딕">
+          <w:rFonts w:ascii="맑은 고딕" w:hAnsi="맑은 고딕" w:eastAsia="맑은 고딕"/>
+          <w:b w:val="0"/>
+          <w:color w:val="6B7280"/>
+          <w:sz w:val="21"/>
+        </w:rPr>
+        <w:t xml:space="preserve">· </w:t>
+      </w:r>
+      <w:r>
+        <w:rPr w:rFonts="맑은 고딕">
+          <w:rFonts w:ascii="맑은 고딕" w:hAnsi="맑은 고딕" w:eastAsia="맑은 고딕"/>
+          <w:b/>
+          <w:color w:val="1F2937"/>
+          <w:sz w:val="21"/>
+        </w:rPr>
+        <w:t xml:space="preserve">각종 수상경력: </w:t>
+      </w:r>
+      <w:r>
+        <w:rPr w:rFonts="맑은 고딕">
+          <w:rFonts w:ascii="맑은 고딕" w:hAnsi="맑은 고딕" w:eastAsia="맑은 고딕"/>
+          <w:b w:val="0"/>
+          <w:sz w:val="21"/>
+        </w:rPr>
+        <w:t>1983년 제25회 그래미 어워드에서 '올해의 앨범(Album of the Year)'과 '올해의 레코드(Record of the Year - Rosanna)'를 포함해 무려 6개 부문을 석권하며 음악계의 공인된 찬사와 권위를 한몸에 받았습니다.</w:t>
+      </w:r>
+    </w:p>
+    <w:p>
+      <w:pPr>
+        <w:spacing w:line="324" w:lineRule="auto" w:before="200" w:after="80"/>
+      </w:pPr>
+      <w:r>
+        <w:rPr w:rFonts="맑은 고딕">
+          <w:rFonts w:ascii="맑은 고딕" w:hAnsi="맑은 고딕" w:eastAsia="맑은 고딕"/>
+          <w:b/>
+          <w:color w:val="1E3A8A"/>
+          <w:sz w:val="24"/>
+        </w:rPr>
+        <w:t>2. 아티스트 정보</w:t>
+      </w:r>
+    </w:p>
+    <w:p>
+      <w:pPr>
+        <w:spacing w:line="324" w:lineRule="auto" w:after="80"/>
+      </w:pPr>
+      <w:r>
+        <w:rPr w:rFonts="맑은 고딕">
+          <w:rFonts w:ascii="맑은 고딕" w:hAnsi="맑은 고딕" w:eastAsia="맑은 고딕"/>
+          <w:b w:val="0"/>
+          <w:color w:val="6B7280"/>
+          <w:sz w:val="21"/>
+        </w:rPr>
+        <w:t xml:space="preserve">· </w:t>
+      </w:r>
+      <w:r>
+        <w:rPr w:rFonts="맑은 고딕">
+          <w:rFonts w:ascii="맑은 고딕" w:hAnsi="맑은 고딕" w:eastAsia="맑은 고딕"/>
+          <w:b/>
+          <w:color w:val="1F2937"/>
+          <w:sz w:val="21"/>
+        </w:rPr>
+        <w:t xml:space="preserve">국적: </w:t>
+      </w:r>
+      <w:r>
+        <w:rPr w:rFonts="맑은 고딕">
+          <w:rFonts w:ascii="맑은 고딕" w:hAnsi="맑은 고딕" w:eastAsia="맑은 고딕"/>
+          <w:b w:val="0"/>
+          <w:sz w:val="21"/>
+        </w:rPr>
+        <w:t>미국 (로스앤젤레스)</w:t>
+      </w:r>
+    </w:p>
+    <w:p>
+      <w:pPr>
+        <w:spacing w:line="324" w:lineRule="auto" w:after="80"/>
+      </w:pPr>
+      <w:r>
+        <w:rPr w:rFonts="맑은 고딕">
+          <w:rFonts w:ascii="맑은 고딕" w:hAnsi="맑은 고딕" w:eastAsia="맑은 고딕"/>
+          <w:b w:val="0"/>
+          <w:color w:val="6B7280"/>
+          <w:sz w:val="21"/>
+        </w:rPr>
+        <w:t xml:space="preserve">· </w:t>
+      </w:r>
+      <w:r>
+        <w:rPr w:rFonts="맑은 고딕">
+          <w:rFonts w:ascii="맑은 고딕" w:hAnsi="맑은 고딕" w:eastAsia="맑은 고딕"/>
+          <w:b/>
+          <w:color w:val="1F2937"/>
+          <w:sz w:val="21"/>
+        </w:rPr>
+        <w:t xml:space="preserve">생몰년도: </w:t>
+      </w:r>
+      <w:r>
+        <w:rPr w:rFonts="맑은 고딕">
+          <w:rFonts w:ascii="맑은 고딕" w:hAnsi="맑은 고딕" w:eastAsia="맑은 고딕"/>
+          <w:b w:val="0"/>
+          <w:sz w:val="21"/>
+        </w:rPr>
+        <w:t>1977년 결성</w:t>
+      </w:r>
+    </w:p>
+    <w:p>
+      <w:pPr>
+        <w:spacing w:line="324" w:lineRule="auto" w:after="80"/>
+      </w:pPr>
+      <w:r>
+        <w:rPr w:rFonts="맑은 고딕">
+          <w:rFonts w:ascii="맑은 고딕" w:hAnsi="맑은 고딕" w:eastAsia="맑은 고딕"/>
+          <w:b w:val="0"/>
+          <w:color w:val="6B7280"/>
+          <w:sz w:val="21"/>
+        </w:rPr>
+        <w:t xml:space="preserve">· </w:t>
+      </w:r>
+      <w:r>
+        <w:rPr w:rFonts="맑은 고딕">
+          <w:rFonts w:ascii="맑은 고딕" w:hAnsi="맑은 고딕" w:eastAsia="맑은 고딕"/>
+          <w:b/>
+          <w:color w:val="1F2937"/>
+          <w:sz w:val="21"/>
+        </w:rPr>
+        <w:t xml:space="preserve">그룹 소속: </w:t>
+      </w:r>
+      <w:r>
+        <w:rPr w:rFonts="맑은 고딕">
+          <w:rFonts w:ascii="맑은 고딕" w:hAnsi="맑은 고딕" w:eastAsia="맑은 고딕"/>
+          <w:b w:val="0"/>
+          <w:sz w:val="21"/>
+        </w:rPr>
+        <w:t>그룹 형태 (록/팝 밴드)</w:t>
+      </w:r>
+    </w:p>
+    <w:p>
+      <w:pPr>
+        <w:spacing w:line="324" w:lineRule="auto" w:after="80"/>
+      </w:pPr>
+      <w:r>
+        <w:rPr w:rFonts="맑은 고딕">
+          <w:rFonts w:ascii="맑은 고딕" w:hAnsi="맑은 고딕" w:eastAsia="맑은 고딕"/>
+          <w:b w:val="0"/>
+          <w:color w:val="6B7280"/>
+          <w:sz w:val="21"/>
+        </w:rPr>
+        <w:t xml:space="preserve">· </w:t>
+      </w:r>
+      <w:r>
+        <w:rPr w:rFonts="맑은 고딕">
+          <w:rFonts w:ascii="맑은 고딕" w:hAnsi="맑은 고딕" w:eastAsia="맑은 고딕"/>
+          <w:b/>
+          <w:color w:val="1F2937"/>
+          <w:sz w:val="21"/>
+        </w:rPr>
+        <w:t xml:space="preserve">아티스트 소개: </w:t>
+      </w:r>
+      <w:r>
+        <w:rPr w:rFonts="맑은 고딕">
+          <w:rFonts w:ascii="맑은 고딕" w:hAnsi="맑은 고딕" w:eastAsia="맑은 고딕"/>
+          <w:b w:val="0"/>
+          <w:sz w:val="21"/>
+        </w:rPr>
+        <w:t>토토는 당대 로스앤젤레스 스튜디오 세션계의 독보적인 거장들이 결성한 슈퍼그룹으로, 재즈, 소울, 록을 완벽하게 아우르는 무결점의 연주력과 편곡 미학을 창조해 냈습니다. 마이클 잭슨의 명반 *Thriller*의 실질적 연주를 담당하는 등 팝 음악의 황금기를 막후에서 이끌며 대중음악사에 장인정신의 절대적 기준을 확립한 전설적인 밴드입니다.</w:t>
+      </w:r>
+    </w:p>
+    <w:p>
+      <w:pPr>
+        <w:spacing w:line="324" w:lineRule="auto" w:before="200" w:after="80"/>
+      </w:pPr>
+      <w:r>
+        <w:rPr w:rFonts="맑은 고딕">
+          <w:rFonts w:ascii="맑은 고딕" w:hAnsi="맑은 고딕" w:eastAsia="맑은 고딕"/>
+          <w:b/>
+          <w:color w:val="1E3A8A"/>
+          <w:sz w:val="24"/>
+        </w:rPr>
+        <w:t>3. 음반 상세 분석</w:t>
+      </w:r>
+    </w:p>
+    <w:p>
+      <w:pPr>
+        <w:spacing w:line="324" w:lineRule="auto" w:after="80"/>
+      </w:pPr>
+      <w:r>
+        <w:rPr w:rFonts="맑은 고딕">
+          <w:rFonts w:ascii="맑은 고딕" w:hAnsi="맑은 고딕" w:eastAsia="맑은 고딕"/>
+          <w:b w:val="0"/>
+          <w:color w:val="6B7280"/>
+          <w:sz w:val="21"/>
+        </w:rPr>
+        <w:t xml:space="preserve">· </w:t>
+      </w:r>
+      <w:r>
+        <w:rPr w:rFonts="맑은 고딕">
+          <w:rFonts w:ascii="맑은 고딕" w:hAnsi="맑은 고딕" w:eastAsia="맑은 고딕"/>
+          <w:b/>
+          <w:color w:val="1F2937"/>
+          <w:sz w:val="21"/>
+        </w:rPr>
+        <w:t xml:space="preserve">역사적 위치: </w:t>
+      </w:r>
+      <w:r>
+        <w:rPr w:rFonts="맑은 고딕">
+          <w:rFonts w:ascii="맑은 고딕" w:hAnsi="맑은 고딕" w:eastAsia="맑은 고딕"/>
+          <w:b w:val="0"/>
+          <w:sz w:val="21"/>
+        </w:rPr>
+        <w:t>1980년대 초반 AOR(Adult Oriented Rock)과 요트 록(Yacht Rock)의 미학적 정점을 찍은 걸작으로, 연주력과 프로덕션, 멜로디 메이킹의 삼위일체를 완벽히 실현하여 현대 스튜디오 레코딩의 위대한 교과서로 꼽힙니다.</w:t>
+      </w:r>
+    </w:p>
+    <w:p>
+      <w:pPr>
+        <w:spacing w:line="324" w:lineRule="auto" w:after="80"/>
+      </w:pPr>
+      <w:r>
+        <w:rPr w:rFonts="맑은 고딕">
+          <w:rFonts w:ascii="맑은 고딕" w:hAnsi="맑은 고딕" w:eastAsia="맑은 고딕"/>
+          <w:b w:val="0"/>
+          <w:color w:val="6B7280"/>
+          <w:sz w:val="21"/>
+        </w:rPr>
+        <w:t xml:space="preserve">· </w:t>
+      </w:r>
+      <w:r>
+        <w:rPr w:rFonts="맑은 고딕">
+          <w:rFonts w:ascii="맑은 고딕" w:hAnsi="맑은 고딕" w:eastAsia="맑은 고딕"/>
+          <w:b/>
+          <w:color w:val="1F2937"/>
+          <w:sz w:val="21"/>
+        </w:rPr>
+        <w:t xml:space="preserve">시대의 흔적(스토리텔링): </w:t>
+      </w:r>
+      <w:r>
+        <w:rPr w:rFonts="맑은 고딕">
+          <w:rFonts w:ascii="맑은 고딕" w:hAnsi="맑은 고딕" w:eastAsia="맑은 고딕"/>
+          <w:b w:val="0"/>
+          <w:sz w:val="21"/>
+        </w:rPr>
+        <w:t>풍요롭고 눈부셨던 80년대 초반의 낙관적 정서와 도회적 감수성을 고스란히 품고 있으며, 라디오 카스테레오를 통해 밤거리를 질주하던 당대 청춘들에게 찬란한 해방감과 낭만을 각인시켜 준 시대의 초상입니다.</w:t>
+      </w:r>
+    </w:p>
+    <w:p>
+      <w:pPr>
+        <w:spacing w:line="324" w:lineRule="auto" w:before="200" w:after="80"/>
+      </w:pPr>
+      <w:r>
+        <w:rPr w:rFonts="맑은 고딕">
+          <w:rFonts w:ascii="맑은 고딕" w:hAnsi="맑은 고딕" w:eastAsia="맑은 고딕"/>
+          <w:b/>
+          <w:color w:val="1E3A8A"/>
+          <w:sz w:val="24"/>
+        </w:rPr>
+        <w:t>4. 주요 수록곡 및 감상 제언</w:t>
+      </w:r>
+    </w:p>
+    <w:p>
+      <w:pPr>
+        <w:spacing w:line="324" w:lineRule="auto" w:after="80"/>
+      </w:pPr>
+      <w:r>
+        <w:rPr w:rFonts="맑은 고딕">
+          <w:rFonts w:ascii="맑은 고딕" w:hAnsi="맑은 고딕" w:eastAsia="맑은 고딕"/>
+          <w:b w:val="0"/>
+          <w:color w:val="6B7280"/>
+          <w:sz w:val="21"/>
+        </w:rPr>
+        <w:t xml:space="preserve">· </w:t>
+      </w:r>
+      <w:r>
+        <w:rPr w:rFonts="맑은 고딕">
+          <w:rFonts w:ascii="맑은 고딕" w:hAnsi="맑은 고딕" w:eastAsia="맑은 고딕"/>
+          <w:b/>
+          <w:color w:val="1F2937"/>
+          <w:sz w:val="21"/>
+        </w:rPr>
+        <w:t xml:space="preserve">주요 수록곡 특징: </w:t>
+      </w:r>
+      <w:r>
+        <w:rPr w:rFonts="맑은 고딕">
+          <w:rFonts w:ascii="맑은 고딕" w:hAnsi="맑은 고딕" w:eastAsia="맑은 고딕"/>
+          <w:b w:val="0"/>
+          <w:sz w:val="21"/>
+        </w:rPr>
+        <w:t>드러머 제프 포카로의 전설적인 셔플 리듬과 화려한 브라스가 빛나는 첫 곡 'Rosanna', 칼림바 사운드와 대자연의 서사를 웅장한 코러스로 구현한 불후의 명곡 'Africa', 스티브 루카서의 애절한 기타 솔로와 감미로운 피아노가 심금을 울리는 서정적 발라드 'I Won't Hold You Back' 등이 완벽한 유기성을 지니고 있습니다.</w:t>
+      </w:r>
+    </w:p>
+    <w:p>
+      <w:pPr>
+        <w:spacing w:line="324" w:lineRule="auto" w:after="80"/>
+      </w:pPr>
+      <w:r>
+        <w:rPr w:rFonts="맑은 고딕">
+          <w:rFonts w:ascii="맑은 고딕" w:hAnsi="맑은 고딕" w:eastAsia="맑은 고딕"/>
+          <w:b w:val="0"/>
+          <w:color w:val="6B7280"/>
+          <w:sz w:val="21"/>
+        </w:rPr>
+        <w:t xml:space="preserve">· </w:t>
+      </w:r>
+      <w:r>
+        <w:rPr w:rFonts="맑은 고딕">
+          <w:rFonts w:ascii="맑은 고딕" w:hAnsi="맑은 고딕" w:eastAsia="맑은 고딕"/>
+          <w:b/>
+          <w:color w:val="1F2937"/>
+          <w:sz w:val="21"/>
+        </w:rPr>
+        <w:t xml:space="preserve">빈티지 감상 제언: </w:t>
+      </w:r>
+      <w:r>
+        <w:rPr w:rFonts="맑은 고딕">
+          <w:rFonts w:ascii="맑은 고딕" w:hAnsi="맑은 고딕" w:eastAsia="맑은 고딕"/>
+          <w:b w:val="0"/>
+          <w:sz w:val="21"/>
+        </w:rPr>
+        <w:t>턴테이블의 바늘이 바이닐의 깊은 소릿골을 스칠 때 피어나는 풍성한 중저음과 진공관 앰프의 따스한 배음은, 'Africa'의 복합적인 타악기 텍스처와 'Rosanna'의 세밀한 하이햇 터치를 눈앞에 실연이 펼쳐지듯 생생하고 입체적으로 복원해 냅니다.</w:t>
+      </w:r>
+    </w:p>
+    <w:p>
+      <w:pPr>
+        <w:spacing w:line="324" w:lineRule="auto" w:after="80"/>
+      </w:pPr>
+      <w:r>
+        <w:rPr w:rFonts="맑은 고딕">
+          <w:rFonts w:ascii="맑은 고딕" w:hAnsi="맑은 고딕" w:eastAsia="맑은 고딕"/>
+          <w:b w:val="0"/>
+          <w:color w:val="6B7280"/>
+          <w:sz w:val="21"/>
+        </w:rPr>
+        <w:t xml:space="preserve">· </w:t>
+      </w:r>
+      <w:r>
+        <w:rPr w:rFonts="맑은 고딕">
+          <w:rFonts w:ascii="맑은 고딕" w:hAnsi="맑은 고딕" w:eastAsia="맑은 고딕"/>
+          <w:b/>
+          <w:color w:val="1F2937"/>
+          <w:sz w:val="21"/>
+        </w:rPr>
+        <w:t xml:space="preserve">소장 가치: </w:t>
+      </w:r>
+      <w:r>
+        <w:rPr w:rFonts="맑은 고딕">
+          <w:rFonts w:ascii="맑은 고딕" w:hAnsi="맑은 고딕" w:eastAsia="맑은 고딕"/>
+          <w:b w:val="0"/>
+          <w:sz w:val="21"/>
+        </w:rPr>
+        <w:t>아날로그 마스터링 기술의 최절정기에 기록된 음향적 가치와 시대를 호흡한 불멸의 트랙들을 온전히 물리적 매체로 간직할 수 있다는 점에서, 모든 LP 컬렉터의 서가에 반드시 자리해야 할 영원한 클래식입니다.</w:t>
+      </w:r>
+    </w:p>
+    <w:p>
+      <w:pPr>
+        <w:spacing w:line="324" w:lineRule="auto" w:after="120" w:before="160"/>
+      </w:pPr>
+      <w:r>
+        <w:rPr w:rFonts="맑은 고딕">
+          <w:rFonts w:ascii="맑은 고딕" w:hAnsi="맑은 고딕" w:eastAsia="맑은 고딕"/>
+          <w:b/>
+          <w:color w:val="4338CA"/>
+          <w:sz w:val="21"/>
+        </w:rPr>
+        <w:t>이 음반을 통해 장인들의 치열한 숨결과 아날로그 사운드가 전해주는 감동을 다시 한번 경험해 보시는 것은 어떨까요?</w:t>
       </w:r>
     </w:p>
     <w:sectPr>
       <w:pgSz w:w="12240" w:h="15840"/>
-      <w:pgMar w:top="1440" w:right="1440" w:bottom="1440" w:left="1440" w:header="720" w:footer="720" w:gutter="0"/>
+      <w:pgMar w:top="1152" w:right="1296" w:bottom="1152" w:left="1296" w:header="720" w:footer="720" w:gutter="0"/>
       <w:cols w:space="720"/>
       <w:docGrid w:linePitch="360"/>
     </w:sectPr>

--- a/word_reports/LP_0363_위치_408_Toto_IV.docx
+++ b/word_reports/LP_0363_위치_408_Toto_IV.docx
@@ -32,7 +32,7 @@
     </w:p>
     <w:p>
       <w:pPr>
-        <w:spacing w:line="324" w:lineRule="auto" w:before="80" w:after="160"/>
+        <w:spacing w:line="324" w:lineRule="auto" w:before="80" w:after="120"/>
       </w:pPr>
       <w:r>
         <w:rPr w:rFonts="맑은 고딕">
@@ -42,13 +42,6 @@
           <w:sz w:val="22"/>
         </w:rPr>
         <w:t xml:space="preserve">[음반 소개] </w:t>
-      </w:r>
-      <w:r>
-        <w:rPr w:rFonts="맑은 고딕">
-          <w:rFonts w:ascii="맑은 고딕" w:hAnsi="맑은 고딕" w:eastAsia="맑은 고딕"/>
-          <w:b w:val="0"/>
-          <w:sz w:val="21"/>
-        </w:rPr>
       </w:r>
     </w:p>
     <w:p>
@@ -61,7 +54,33 @@
           <w:b w:val="0"/>
           <w:sz w:val="21"/>
         </w:rPr>
-        <w:t>1982년 봄, 당대 최고의 스튜디오 장인들이 혼신의 완벽주의로 빚어낸 *Toto IV*는 팝 음악이 도달할 수 있는 가장 우아하고 정밀한 음악적 극치를 보여주는 불멸의 명반입니다. 록과 팝, 재즈와 소울의 경계를 유려하게 넘나드는 세련된 멜로디와 빈틈없는 연주는 시대와 세대를 초월하여 듣는 이의 영혼에 찬란한 낭만을 수놓습니다. 흐르는 세월 속에서도 조금도 바래지 않는 황금빛 아날로그 사운드의 정수는 오늘날에도 진정한 하이파이 애호가들의 가슴을 깊은 전율로 채워주고 있습니다.</w:t>
+        <w:t>1980년대 벽두의 대중음악계는 신스팝의 차가운 전자음과 뉴웨이브의 파격이 태동하던 격변의 시기였습니다. 이러한 혼돈의 시대 속에서 1982년 봄 세상에 모습을 드러낸 토토(Toto)의 네 번째 정규 앨범 『IV』는, 고도의 음악적 기교와 서정적인 멜로디 감각이 어떻게 대중음악의 영원한 고전으로 승화될 수 있는가를 완벽히 입증해 낸 기념비적 걸작입니다. 전작들의 상대적 부진으로 인해 음반사로부터 거센 상업적 압박을 받던 밴드는, 자신들의 음악적 존엄을 지키기 위해 당대 로스앤젤레스 스튜디오 씬(Scene)에서 가장 숙련된 장인 정신을 총동원하여 사운드의 이상향을 구축해 냈습니다.</w:t>
+      </w:r>
+    </w:p>
+    <w:p>
+      <w:pPr>
+        <w:spacing w:line="324" w:lineRule="auto" w:after="120"/>
+      </w:pPr>
+      <w:r>
+        <w:rPr w:rFonts="맑은 고딕">
+          <w:rFonts w:ascii="맑은 고딕" w:hAnsi="맑은 고딕" w:eastAsia="맑은 고딕"/>
+          <w:b w:val="0"/>
+          <w:sz w:val="21"/>
+        </w:rPr>
+        <w:t>이 음반은 록의 역동성과 팝의 친화력, 그리고 재즈와 R&amp;B의 유연한 그루브가 하나의 유기체처럼 맞물려 돌아가는 경이로운 앙상블을 보여줍니다. 드러머 제프 포카로(Jeff Porcaro)가 완성해 낸 전설적인 '하프타임 셔플' 리듬을 주춧돌 삼아, 데이비드 페이치(David Paich)의 유려한 건반 워크와 스티브 루카서(Steve Lukather)의 정교하면서도 폭발적인 기타 솔로가 층층이 쌓여 올라가며 완성된 소리의 건축미는 가히 압도적입니다. 이는 단순한 히트곡의 나열을 넘어, 아날로그 레코딩 기술이 도달할 수 있는 가장 우아하고 결점 없는 정점을 증명한 순간이었습니다.</w:t>
+      </w:r>
+    </w:p>
+    <w:p>
+      <w:pPr>
+        <w:spacing w:line="324" w:lineRule="auto" w:after="120"/>
+      </w:pPr>
+      <w:r>
+        <w:rPr w:rFonts="맑은 고딕">
+          <w:rFonts w:ascii="맑은 고딕" w:hAnsi="맑은 고딕" w:eastAsia="맑은 고딕"/>
+          <w:b w:val="0"/>
+          <w:sz w:val="21"/>
+        </w:rPr>
+        <w:t>대중음악사에서 『IV』는 그래미 어워드 6관왕이라는 찬란한 기록을 남겼을 뿐만 아니라, 상업적 대성공과 예술적 완결성이 결코 대립하지 않음을 보여준 지표가 되었습니다. 화려하면서도 결코 과하지 않은 편곡, 도회적인 세련미 속에 깃든 진솔한 낭만주의는 40여 년의 세월이 흐른 오늘날에도 빛바래지 않는 생명력을 뿜어냅니다. 이 앨범은 반짝이는 감각만을 좇던 시대를 향해 진정한 연주력과 음악적 헌신이 빚어낸 울림이 무엇인지 조용하면서도 단단하게 설파하고 있습니다.</w:t>
       </w:r>
     </w:p>
     <w:p>
@@ -168,7 +187,7 @@
           <w:b w:val="0"/>
           <w:sz w:val="21"/>
         </w:rPr>
-        <w:t>1982년 4월 컬럼비아 레코드(Columbia Records)를 통해 세상에 첫선을 보인 토토의 네 번째 정규 앨범으로, 밴드의 음악적 정체성과 운명을 걸고 모든 예술적 역량을 결집하여 완성해 낸 80년대 팝/록의 이정표와 같은 작품입니다.</w:t>
+        <w:t>1982년 4월 컬럼비아 레코드(Columbia Records)를 통해 발매된 토토의 네 번째 정규 스튜디오 앨범으로, 밴드의 배수진과도 같았던 치열한 고뇌 끝에 탄생하여 AOR(Adult Oriented Rock)의 역사적 이정표가 된 명반입니다.</w:t>
       </w:r>
     </w:p>
     <w:p>
@@ -199,7 +218,7 @@
           <w:b w:val="0"/>
           <w:sz w:val="21"/>
         </w:rPr>
-        <w:t>발매와 동시에 전 세계를 매료시키며 미국 빌보드 200 차트 4위를 기록했고, 미국 내에서만 300만 장 이상의 판매고(트리플 플래티넘)를 올렸으며 전 세계적으로 수천만 장이 판매되어 당대 상업적·대중적 성공의 최정상에 올랐습니다.</w:t>
+        <w:t>빌보드 200 앨범 차트 4위, 미국 내에서만 300만 장 이상의 판매고(3× 플래티넘)를 기록했으며, 전 세계적으로 1,200만 장 이상 판매되어 1980년대 초반 전 세계 팝 시장을 석권했습니다.</w:t>
       </w:r>
     </w:p>
     <w:p>
@@ -230,7 +249,7 @@
           <w:b w:val="0"/>
           <w:sz w:val="21"/>
         </w:rPr>
-        <w:t>1983년 제25회 그래미 어워드에서 '올해의 앨범(Album of the Year)'과 '올해의 레코드(Record of the Year - Rosanna)'를 포함해 무려 6개 부문을 석권하며 음악계의 공인된 찬사와 권위를 한몸에 받았습니다.</w:t>
+        <w:t>1983년 제25회 그래미 어워드에서 '올해의 앨범(Album of the Year)', '올해의 레코드(Record of the Year - Rosanna)', '최우수 엔지니어드 레코딩' 등 주요 부문을 포함해 총 6개 부문을 휩쓸며 당대 최고의 명반으로 공인받았습니다.</w:t>
       </w:r>
     </w:p>
     <w:p>
@@ -275,7 +294,7 @@
           <w:b w:val="0"/>
           <w:sz w:val="21"/>
         </w:rPr>
-        <w:t>미국 (로스앤젤레스)</w:t>
+        <w:t>미국</w:t>
       </w:r>
     </w:p>
     <w:p>
@@ -306,7 +325,7 @@
           <w:b w:val="0"/>
           <w:sz w:val="21"/>
         </w:rPr>
-        <w:t>1977년 결성</w:t>
+        <w:t>1977년 결성 ~ 현재</w:t>
       </w:r>
     </w:p>
     <w:p>
@@ -337,7 +356,7 @@
           <w:b w:val="0"/>
           <w:sz w:val="21"/>
         </w:rPr>
-        <w:t>그룹 형태 (록/팝 밴드)</w:t>
+        <w:t>록 밴드 (그룹)</w:t>
       </w:r>
     </w:p>
     <w:p>
@@ -368,7 +387,7 @@
           <w:b w:val="0"/>
           <w:sz w:val="21"/>
         </w:rPr>
-        <w:t>토토는 당대 로스앤젤레스 스튜디오 세션계의 독보적인 거장들이 결성한 슈퍼그룹으로, 재즈, 소울, 록을 완벽하게 아우르는 무결점의 연주력과 편곡 미학을 창조해 냈습니다. 마이클 잭슨의 명반 *Thriller*의 실질적 연주를 담당하는 등 팝 음악의 황금기를 막후에서 이끌며 대중음악사에 장인정신의 절대적 기준을 확립한 전설적인 밴드입니다.</w:t>
+        <w:t>토토는 당대 미국 최고의 세션 연주자들이 의기투합하여 결성한 전설적인 슈퍼 밴드입니다. 록, 팝, 재즈, 소울 등 장르의 경계를 자유자재로 넘나드는 무결점의 연주력과 세련된 편곡 감각으로 1980년대 웨스트코스트 사운드의 황금기를 개척하고 완성했습니다.</w:t>
       </w:r>
     </w:p>
     <w:p>
@@ -413,7 +432,7 @@
           <w:b w:val="0"/>
           <w:sz w:val="21"/>
         </w:rPr>
-        <w:t>1980년대 초반 AOR(Adult Oriented Rock)과 요트 록(Yacht Rock)의 미학적 정점을 찍은 걸작으로, 연주력과 프로덕션, 멜로디 메이킹의 삼위일체를 완벽히 실현하여 현대 스튜디오 레코딩의 위대한 교과서로 꼽힙니다.</w:t>
+        <w:t>대중음악 녹음 기술과 스튜디오 세션 연주의 교과서로 꼽히며, 웰메이드 팝/록 사운드가 구현할 수 있는 최상의 미학적 밸런스를 성취한 앨범으로 평가받습니다.</w:t>
       </w:r>
     </w:p>
     <w:p>
@@ -444,7 +463,7 @@
           <w:b w:val="0"/>
           <w:sz w:val="21"/>
         </w:rPr>
-        <w:t>풍요롭고 눈부셨던 80년대 초반의 낙관적 정서와 도회적 감수성을 고스란히 품고 있으며, 라디오 카스테레오를 통해 밤거리를 질주하던 당대 청춘들에게 찬란한 해방감과 낭만을 각인시켜 준 시대의 초상입니다.</w:t>
+        <w:t>디지털 혁명이 본격화되기 직전, 순수한 아날로그 멀티트랙 테이프 위에 청춘의 열정과 낭만을 아로새긴 작품입니다. 당시 전 세계 라디오 전파를 타고 흐르던 세련된 도시적 감성과 풍요로운 1980년대 초반의 정서적 공기가 고스란히 담겨 있습니다.</w:t>
       </w:r>
     </w:p>
     <w:p>
@@ -489,7 +508,99 @@
           <w:b w:val="0"/>
           <w:sz w:val="21"/>
         </w:rPr>
-        <w:t>드러머 제프 포카로의 전설적인 셔플 리듬과 화려한 브라스가 빛나는 첫 곡 'Rosanna', 칼림바 사운드와 대자연의 서사를 웅장한 코러스로 구현한 불후의 명곡 'Africa', 스티브 루카서의 애절한 기타 솔로와 감미로운 피아노가 심금을 울리는 서정적 발라드 'I Won't Hold You Back' 등이 완벽한 유기성을 지니고 있습니다.</w:t>
+      </w:r>
+    </w:p>
+    <w:p>
+      <w:pPr>
+        <w:spacing w:line="324" w:lineRule="auto" w:after="80"/>
+      </w:pPr>
+      <w:r>
+        <w:rPr w:rFonts="맑은 고딕">
+          <w:rFonts w:ascii="맑은 고딕" w:hAnsi="맑은 고딕" w:eastAsia="맑은 고딕"/>
+          <w:b w:val="0"/>
+          <w:color w:val="6B7280"/>
+          <w:sz w:val="21"/>
+        </w:rPr>
+        <w:t xml:space="preserve">· </w:t>
+      </w:r>
+      <w:r>
+        <w:rPr w:rFonts="맑은 고딕">
+          <w:rFonts w:ascii="맑은 고딕" w:hAnsi="맑은 고딕" w:eastAsia="맑은 고딕"/>
+          <w:b/>
+          <w:color w:val="1F2937"/>
+          <w:sz w:val="21"/>
+        </w:rPr>
+        <w:t xml:space="preserve">'Rosanna': </w:t>
+      </w:r>
+      <w:r>
+        <w:rPr w:rFonts="맑은 고딕">
+          <w:rFonts w:ascii="맑은 고딕" w:hAnsi="맑은 고딕" w:eastAsia="맑은 고딕"/>
+          <w:b w:val="0"/>
+          <w:sz w:val="21"/>
+        </w:rPr>
+        <w:t>보 디들리 비트와 버나드 퍼디의 셔플을 재해석한 제프 포카로의 경이로운 드럼 연주와 브라스 세션, 환상적인 보컬 하모니가 어우러진 명곡입니다.</w:t>
+      </w:r>
+    </w:p>
+    <w:p>
+      <w:pPr>
+        <w:spacing w:line="324" w:lineRule="auto" w:after="80"/>
+      </w:pPr>
+      <w:r>
+        <w:rPr w:rFonts="맑은 고딕">
+          <w:rFonts w:ascii="맑은 고딕" w:hAnsi="맑은 고딕" w:eastAsia="맑은 고딕"/>
+          <w:b w:val="0"/>
+          <w:color w:val="6B7280"/>
+          <w:sz w:val="21"/>
+        </w:rPr>
+        <w:t xml:space="preserve">· </w:t>
+      </w:r>
+      <w:r>
+        <w:rPr w:rFonts="맑은 고딕">
+          <w:rFonts w:ascii="맑은 고딕" w:hAnsi="맑은 고딕" w:eastAsia="맑은 고딕"/>
+          <w:b/>
+          <w:color w:val="1F2937"/>
+          <w:sz w:val="21"/>
+        </w:rPr>
+        <w:t xml:space="preserve">'Africa': </w:t>
+      </w:r>
+      <w:r>
+        <w:rPr w:rFonts="맑은 고딕">
+          <w:rFonts w:ascii="맑은 고딕" w:hAnsi="맑은 고딕" w:eastAsia="맑은 고딕"/>
+          <w:b w:val="0"/>
+          <w:sz w:val="21"/>
+        </w:rPr>
+        <w:t>영롱한 마림바와 칼림바 톤의 신시사이저, 서정적이고 이국적인 멜로디 라인이 시적 울림을 자아내는 시대를 초월한 앤섬입니다.</w:t>
+      </w:r>
+    </w:p>
+    <w:p>
+      <w:pPr>
+        <w:spacing w:line="324" w:lineRule="auto" w:after="80"/>
+      </w:pPr>
+      <w:r>
+        <w:rPr w:rFonts="맑은 고딕">
+          <w:rFonts w:ascii="맑은 고딕" w:hAnsi="맑은 고딕" w:eastAsia="맑은 고딕"/>
+          <w:b w:val="0"/>
+          <w:color w:val="6B7280"/>
+          <w:sz w:val="21"/>
+        </w:rPr>
+        <w:t xml:space="preserve">· </w:t>
+      </w:r>
+      <w:r>
+        <w:rPr w:rFonts="맑은 고딕">
+          <w:rFonts w:ascii="맑은 고딕" w:hAnsi="맑은 고딕" w:eastAsia="맑은 고딕"/>
+          <w:b/>
+          <w:color w:val="1F2937"/>
+          <w:sz w:val="21"/>
+        </w:rPr>
+        <w:t xml:space="preserve">'I Won't Hold You Back': </w:t>
+      </w:r>
+      <w:r>
+        <w:rPr w:rFonts="맑은 고딕">
+          <w:rFonts w:ascii="맑은 고딕" w:hAnsi="맑은 고딕" w:eastAsia="맑은 고딕"/>
+          <w:b w:val="0"/>
+          <w:sz w:val="21"/>
+        </w:rPr>
+        <w:t>스티브 루카서의 감미로운 보컬과 기타, 비틀스의 전설적 세션 베이시스트 티모시 B. 슈미트의 코러스가 더해져 가슴을 적시는 서정적인 록 발라드입니다.</w:t>
       </w:r>
     </w:p>
     <w:p>
@@ -520,7 +631,7 @@
           <w:b w:val="0"/>
           <w:sz w:val="21"/>
         </w:rPr>
-        <w:t>턴테이블의 바늘이 바이닐의 깊은 소릿골을 스칠 때 피어나는 풍성한 중저음과 진공관 앰프의 따스한 배음은, 'Africa'의 복합적인 타악기 텍스처와 'Rosanna'의 세밀한 하이햇 터치를 눈앞에 실연이 펼쳐지듯 생생하고 입체적으로 복원해 냅니다.</w:t>
+        <w:t>턴테이블의 바늘이 바이닐의 그루브를 긁는 순간, 제프 포카로의 섬세한 스네어 고스트 노트와 베이스의 묵직한 타격감이 입체적으로 피어납니다. 진공관 앰프를 통해 청음할 때 아날로그 믹싱 특유의 따스한 중역대와 공간감이 한층 더 풍성하게 살아나 스튜디오 현장의 온기를 오롯이 체감할 수 있습니다.</w:t>
       </w:r>
     </w:p>
     <w:p>
@@ -551,7 +662,7 @@
           <w:b w:val="0"/>
           <w:sz w:val="21"/>
         </w:rPr>
-        <w:t>아날로그 마스터링 기술의 최절정기에 기록된 음향적 가치와 시대를 호흡한 불멸의 트랙들을 온전히 물리적 매체로 간직할 수 있다는 점에서, 모든 LP 컬렉터의 서가에 반드시 자리해야 할 영원한 클래식입니다.</w:t>
+        <w:t>뛰어난 작곡과 절정에 달한 연주력, 당대 최고 수준의 엔지니어링이 완벽한 삼위일체를 이룬 작품으로, 아날로그 황금기 사운드를 소장하고자 하는 LP 애호가와 오디오파일 모두에게 필수적인 컬렉터스 아이템입니다.</w:t>
       </w:r>
     </w:p>
     <w:p>
@@ -565,7 +676,7 @@
           <w:color w:val="4338CA"/>
           <w:sz w:val="21"/>
         </w:rPr>
-        <w:t>이 음반을 통해 장인들의 치열한 숨결과 아날로그 사운드가 전해주는 감동을 다시 한번 경험해 보시는 것은 어떨까요?</w:t>
+        <w:t>이 음반을 통해 세월이 흘러도 변치 않는 완벽한 선율과 아날로그 사운드가 전해주는 감동을 다시 한번 경험해 보시는 것은 어떨까요?</w:t>
       </w:r>
     </w:p>
     <w:sectPr>
